--- a/mensik_overlong_submitted_rem_pitch.docx
+++ b/mensik_overlong_submitted_rem_pitch.docx
@@ -40,49 +40,7 @@
         <w:rPr>
           <w:rFonts w:ascii="Times New Roman" w:hAnsi="Times New Roman" w:cs="Times New Roman"/>
         </w:rPr>
-        <w:t>often says that “the people closest to the pain</w:t>
-      </w:r>
-      <w:r>
-        <w:rPr>
-          <w:rFonts w:ascii="Times New Roman" w:hAnsi="Times New Roman" w:cs="Times New Roman"/>
-        </w:rPr>
-        <w:t xml:space="preserve">,” </w:t>
-      </w:r>
-      <w:r>
-        <w:rPr>
-          <w:rFonts w:ascii="Times New Roman" w:hAnsi="Times New Roman" w:cs="Times New Roman"/>
-        </w:rPr>
-        <w:t xml:space="preserve">those doubly burdened by sedimented inequality and </w:t>
-      </w:r>
-      <w:r>
-        <w:rPr>
-          <w:rFonts w:ascii="Times New Roman" w:hAnsi="Times New Roman" w:cs="Times New Roman"/>
-        </w:rPr>
-        <w:t>the carceral state,</w:t>
-      </w:r>
-      <w:r>
-        <w:rPr>
-          <w:rFonts w:ascii="Times New Roman" w:hAnsi="Times New Roman" w:cs="Times New Roman"/>
-        </w:rPr>
-        <w:t xml:space="preserve"> </w:t>
-      </w:r>
-      <w:r>
-        <w:rPr>
-          <w:rFonts w:ascii="Times New Roman" w:hAnsi="Times New Roman" w:cs="Times New Roman"/>
-        </w:rPr>
-        <w:t>“</w:t>
-      </w:r>
-      <w:r>
-        <w:rPr>
-          <w:rFonts w:ascii="Times New Roman" w:hAnsi="Times New Roman" w:cs="Times New Roman"/>
-        </w:rPr>
-        <w:t xml:space="preserve">should be closest to the power.” </w:t>
-      </w:r>
-      <w:r>
-        <w:rPr>
-          <w:rFonts w:ascii="Times New Roman" w:hAnsi="Times New Roman" w:cs="Times New Roman"/>
-        </w:rPr>
-        <w:t>Like Pressley, S</w:t>
+        <w:t>often says that “the people closest to the pain,” those doubly burdened by sedimented inequality and the carceral state, “should be closest to the power.” Like Pressley, S</w:t>
       </w:r>
       <w:r>
         <w:rPr>
@@ -910,13 +868,7 @@
         <w:rPr>
           <w:rFonts w:ascii="Times New Roman" w:hAnsi="Times New Roman" w:cs="Times New Roman"/>
         </w:rPr>
-        <w:t xml:space="preserve">, </w:t>
-      </w:r>
-      <w:r>
-        <w:rPr>
-          <w:rFonts w:ascii="Times New Roman" w:hAnsi="Times New Roman" w:cs="Times New Roman"/>
-        </w:rPr>
-        <w:t>“create a sense of trust and support in the relationship between representative and represented” (</w:t>
+        <w:t>, “create a sense of trust and support in the relationship between representative and represented” (</w:t>
       </w:r>
       <w:proofErr w:type="spellStart"/>
       <w:r>
@@ -930,7 +882,21 @@
         <w:rPr>
           <w:rFonts w:ascii="Times New Roman" w:hAnsi="Times New Roman" w:cs="Times New Roman"/>
         </w:rPr>
-        <w:t xml:space="preserve"> &amp; Karps 1997 p</w:t>
+        <w:t xml:space="preserve"> &amp; </w:t>
+      </w:r>
+      <w:proofErr w:type="spellStart"/>
+      <w:r>
+        <w:rPr>
+          <w:rFonts w:ascii="Times New Roman" w:hAnsi="Times New Roman" w:cs="Times New Roman"/>
+        </w:rPr>
+        <w:t>Karps</w:t>
+      </w:r>
+      <w:proofErr w:type="spellEnd"/>
+      <w:r>
+        <w:rPr>
+          <w:rFonts w:ascii="Times New Roman" w:hAnsi="Times New Roman" w:cs="Times New Roman"/>
+        </w:rPr>
+        <w:t xml:space="preserve"> 1997 p</w:t>
       </w:r>
       <w:r>
         <w:rPr>
@@ -942,13 +908,7 @@
         <w:rPr>
           <w:rFonts w:ascii="Times New Roman" w:hAnsi="Times New Roman" w:cs="Times New Roman"/>
         </w:rPr>
-        <w:t>241)</w:t>
-      </w:r>
-      <w:r>
-        <w:rPr>
-          <w:rFonts w:ascii="Times New Roman" w:hAnsi="Times New Roman" w:cs="Times New Roman"/>
-        </w:rPr>
-        <w:t xml:space="preserve"> </w:t>
+        <w:t xml:space="preserve">241) </w:t>
       </w:r>
       <w:r>
         <w:rPr>
@@ -960,19 +920,7 @@
         <w:rPr>
           <w:rFonts w:ascii="Times New Roman" w:hAnsi="Times New Roman" w:cs="Times New Roman"/>
         </w:rPr>
-        <w:t xml:space="preserve"> </w:t>
-      </w:r>
-      <w:r>
-        <w:rPr>
-          <w:rFonts w:ascii="Times New Roman" w:hAnsi="Times New Roman" w:cs="Times New Roman"/>
-        </w:rPr>
-        <w:t>(Disch 2011, Saward 2010).</w:t>
-      </w:r>
-      <w:r>
-        <w:rPr>
-          <w:rFonts w:ascii="Times New Roman" w:hAnsi="Times New Roman" w:cs="Times New Roman"/>
-        </w:rPr>
-        <w:t xml:space="preserve"> </w:t>
+        <w:t xml:space="preserve"> (Disch 2011, Saward 2010). </w:t>
       </w:r>
       <w:r>
         <w:rPr>
@@ -1167,13 +1115,7 @@
         <w:rPr>
           <w:rFonts w:ascii="Times New Roman" w:hAnsi="Times New Roman" w:cs="Times New Roman"/>
         </w:rPr>
-        <w:t xml:space="preserve">, and </w:t>
-      </w:r>
-      <w:r>
-        <w:rPr>
-          <w:rFonts w:ascii="Times New Roman" w:hAnsi="Times New Roman" w:cs="Times New Roman"/>
-        </w:rPr>
-        <w:t>who are electorally visible (Miler 2010, Gillion 2013, Enos et al 2019)</w:t>
+        <w:t>, and who are electorally visible (Miler 2010, Gillion 2013, Enos et al 2019)</w:t>
       </w:r>
       <w:r>
         <w:rPr>
@@ -1467,13 +1409,7 @@
         <w:rPr>
           <w:rFonts w:ascii="Times New Roman" w:hAnsi="Times New Roman" w:cs="Times New Roman"/>
         </w:rPr>
-        <w:t xml:space="preserve"> confront</w:t>
-      </w:r>
-      <w:r>
-        <w:rPr>
-          <w:rFonts w:ascii="Times New Roman" w:hAnsi="Times New Roman" w:cs="Times New Roman"/>
-        </w:rPr>
-        <w:t xml:space="preserve"> distinctive representational distortions</w:t>
+        <w:t xml:space="preserve"> confront distinctive representational distortions</w:t>
       </w:r>
       <w:r>
         <w:rPr>
@@ -1597,13 +1533,7 @@
         <w:rPr>
           <w:rFonts w:ascii="Times New Roman" w:hAnsi="Times New Roman" w:cs="Times New Roman"/>
         </w:rPr>
-        <w:t xml:space="preserve">, </w:t>
-      </w:r>
-      <w:r>
-        <w:rPr>
-          <w:rFonts w:ascii="Times New Roman" w:hAnsi="Times New Roman" w:cs="Times New Roman"/>
-        </w:rPr>
-        <w:t>Schneider and Ingram</w:t>
+        <w:t>, Schneider and Ingram</w:t>
       </w:r>
       <w:r>
         <w:rPr>
@@ -1828,13 +1758,7 @@
         <w:rPr>
           <w:rFonts w:ascii="Times New Roman" w:hAnsi="Times New Roman" w:cs="Times New Roman"/>
         </w:rPr>
-        <w:t xml:space="preserve"> (2025) demonstrate that </w:t>
-      </w:r>
-      <w:r>
-        <w:rPr>
-          <w:rFonts w:ascii="Times New Roman" w:hAnsi="Times New Roman" w:cs="Times New Roman"/>
-        </w:rPr>
-        <w:t xml:space="preserve">gender identity is the strongest predictor of whether a legislator engages in constituency-oriented discourse, while Miler (2018) found that representation of poor communities emerges through surrogate </w:t>
+        <w:t xml:space="preserve"> (2025) demonstrate that gender identity is the strongest predictor of whether a legislator engages in constituency-oriented discourse, while Miler (2018) found that representation of poor communities emerges through surrogate </w:t>
       </w:r>
       <w:r>
         <w:rPr>
@@ -1864,19 +1788,7 @@
         <w:rPr>
           <w:rFonts w:ascii="Times New Roman" w:hAnsi="Times New Roman" w:cs="Times New Roman"/>
         </w:rPr>
-        <w:t xml:space="preserve">incentivized to engage in racial distancing </w:t>
-      </w:r>
-      <w:r>
-        <w:rPr>
-          <w:rFonts w:ascii="Times New Roman" w:hAnsi="Times New Roman" w:cs="Times New Roman"/>
-        </w:rPr>
-        <w:t xml:space="preserve">and epistemic erasure </w:t>
-      </w:r>
-      <w:r>
-        <w:rPr>
-          <w:rFonts w:ascii="Times New Roman" w:hAnsi="Times New Roman" w:cs="Times New Roman"/>
-        </w:rPr>
-        <w:t>(Pottle 2025).</w:t>
+        <w:t>incentivized to engage in racial distancing and epistemic erasure (Pottle 2025).</w:t>
       </w:r>
     </w:p>
     <w:p>
@@ -2028,7 +1940,21 @@
         <w:rPr>
           <w:rFonts w:ascii="Times New Roman" w:hAnsi="Times New Roman" w:cs="Times New Roman"/>
         </w:rPr>
-        <w:t xml:space="preserve"> &amp; Karps 1977; Mansbridge 1999) or as a potential </w:t>
+        <w:t xml:space="preserve"> &amp; </w:t>
+      </w:r>
+      <w:proofErr w:type="spellStart"/>
+      <w:r>
+        <w:rPr>
+          <w:rFonts w:ascii="Times New Roman" w:hAnsi="Times New Roman" w:cs="Times New Roman"/>
+        </w:rPr>
+        <w:t>Karps</w:t>
+      </w:r>
+      <w:proofErr w:type="spellEnd"/>
+      <w:r>
+        <w:rPr>
+          <w:rFonts w:ascii="Times New Roman" w:hAnsi="Times New Roman" w:cs="Times New Roman"/>
+        </w:rPr>
+        <w:t xml:space="preserve"> 1977; Mansbridge 1999) or as a potential </w:t>
       </w:r>
       <w:r>
         <w:rPr>
@@ -2286,7 +2212,21 @@
         <w:rPr>
           <w:rFonts w:ascii="Times New Roman" w:hAnsi="Times New Roman" w:cs="Times New Roman"/>
         </w:rPr>
-        <w:t xml:space="preserve"> &amp; Karps 1977), legislative communication is a primary venue in which the political visibility of marginalized groups is established or denied. My immediate goal is to establish baseline </w:t>
+        <w:t xml:space="preserve"> &amp; </w:t>
+      </w:r>
+      <w:proofErr w:type="spellStart"/>
+      <w:r>
+        <w:rPr>
+          <w:rFonts w:ascii="Times New Roman" w:hAnsi="Times New Roman" w:cs="Times New Roman"/>
+        </w:rPr>
+        <w:t>Karps</w:t>
+      </w:r>
+      <w:proofErr w:type="spellEnd"/>
+      <w:r>
+        <w:rPr>
+          <w:rFonts w:ascii="Times New Roman" w:hAnsi="Times New Roman" w:cs="Times New Roman"/>
+        </w:rPr>
+        <w:t xml:space="preserve"> 1977), legislative communication is a primary venue in which the political visibility of marginalized groups is established or denied. My immediate goal is to establish baseline </w:t>
       </w:r>
       <w:r>
         <w:rPr>
@@ -3414,12 +3354,6 @@
         <w:gridCol w:w="2752"/>
       </w:tblGrid>
       <w:tr>
-        <w:tblPrEx>
-          <w:tblCellMar>
-            <w:top w:w="0" w:type="dxa"/>
-            <w:bottom w:w="0" w:type="dxa"/>
-          </w:tblCellMar>
-        </w:tblPrEx>
         <w:trPr>
           <w:tblHeader/>
         </w:trPr>
@@ -3565,12 +3499,6 @@
         </w:tc>
       </w:tr>
       <w:tr>
-        <w:tblPrEx>
-          <w:tblCellMar>
-            <w:top w:w="0" w:type="dxa"/>
-            <w:bottom w:w="0" w:type="dxa"/>
-          </w:tblCellMar>
-        </w:tblPrEx>
         <w:tc>
           <w:tcPr>
             <w:tcW w:w="10800" w:type="dxa"/>
@@ -3604,12 +3532,6 @@
         </w:tc>
       </w:tr>
       <w:tr>
-        <w:tblPrEx>
-          <w:tblCellMar>
-            <w:top w:w="0" w:type="dxa"/>
-            <w:bottom w:w="0" w:type="dxa"/>
-          </w:tblCellMar>
-        </w:tblPrEx>
         <w:tc>
           <w:tcPr>
             <w:tcW w:w="2000" w:type="dxa"/>
@@ -3753,12 +3675,6 @@
         </w:tc>
       </w:tr>
       <w:tr>
-        <w:tblPrEx>
-          <w:tblCellMar>
-            <w:top w:w="0" w:type="dxa"/>
-            <w:bottom w:w="0" w:type="dxa"/>
-          </w:tblCellMar>
-        </w:tblPrEx>
         <w:tc>
           <w:tcPr>
             <w:tcW w:w="2000" w:type="dxa"/>
@@ -3888,12 +3804,6 @@
         </w:tc>
       </w:tr>
       <w:tr>
-        <w:tblPrEx>
-          <w:tblCellMar>
-            <w:top w:w="0" w:type="dxa"/>
-            <w:bottom w:w="0" w:type="dxa"/>
-          </w:tblCellMar>
-        </w:tblPrEx>
         <w:tc>
           <w:tcPr>
             <w:tcW w:w="2000" w:type="dxa"/>
@@ -4038,12 +3948,6 @@
         </w:tc>
       </w:tr>
       <w:tr>
-        <w:tblPrEx>
-          <w:tblCellMar>
-            <w:top w:w="0" w:type="dxa"/>
-            <w:bottom w:w="0" w:type="dxa"/>
-          </w:tblCellMar>
-        </w:tblPrEx>
         <w:tc>
           <w:tcPr>
             <w:tcW w:w="2000" w:type="dxa"/>
@@ -4187,12 +4091,6 @@
         </w:tc>
       </w:tr>
       <w:tr>
-        <w:tblPrEx>
-          <w:tblCellMar>
-            <w:top w:w="0" w:type="dxa"/>
-            <w:bottom w:w="0" w:type="dxa"/>
-          </w:tblCellMar>
-        </w:tblPrEx>
         <w:tc>
           <w:tcPr>
             <w:tcW w:w="2000" w:type="dxa"/>
@@ -4322,12 +4220,6 @@
         </w:tc>
       </w:tr>
       <w:tr>
-        <w:tblPrEx>
-          <w:tblCellMar>
-            <w:top w:w="0" w:type="dxa"/>
-            <w:bottom w:w="0" w:type="dxa"/>
-          </w:tblCellMar>
-        </w:tblPrEx>
         <w:tc>
           <w:tcPr>
             <w:tcW w:w="10800" w:type="dxa"/>
@@ -4361,12 +4253,6 @@
         </w:tc>
       </w:tr>
       <w:tr>
-        <w:tblPrEx>
-          <w:tblCellMar>
-            <w:top w:w="0" w:type="dxa"/>
-            <w:bottom w:w="0" w:type="dxa"/>
-          </w:tblCellMar>
-        </w:tblPrEx>
         <w:tc>
           <w:tcPr>
             <w:tcW w:w="2000" w:type="dxa"/>
@@ -4510,12 +4396,6 @@
         </w:tc>
       </w:tr>
       <w:tr>
-        <w:tblPrEx>
-          <w:tblCellMar>
-            <w:top w:w="0" w:type="dxa"/>
-            <w:bottom w:w="0" w:type="dxa"/>
-          </w:tblCellMar>
-        </w:tblPrEx>
         <w:tc>
           <w:tcPr>
             <w:tcW w:w="2000" w:type="dxa"/>
@@ -4660,12 +4540,6 @@
         </w:tc>
       </w:tr>
       <w:tr>
-        <w:tblPrEx>
-          <w:tblCellMar>
-            <w:top w:w="0" w:type="dxa"/>
-            <w:bottom w:w="0" w:type="dxa"/>
-          </w:tblCellMar>
-        </w:tblPrEx>
         <w:tc>
           <w:tcPr>
             <w:tcW w:w="2000" w:type="dxa"/>
@@ -4795,12 +4669,6 @@
         </w:tc>
       </w:tr>
       <w:tr>
-        <w:tblPrEx>
-          <w:tblCellMar>
-            <w:top w:w="0" w:type="dxa"/>
-            <w:bottom w:w="0" w:type="dxa"/>
-          </w:tblCellMar>
-        </w:tblPrEx>
         <w:tc>
           <w:tcPr>
             <w:tcW w:w="2000" w:type="dxa"/>
@@ -4930,12 +4798,6 @@
         </w:tc>
       </w:tr>
       <w:tr>
-        <w:tblPrEx>
-          <w:tblCellMar>
-            <w:top w:w="0" w:type="dxa"/>
-            <w:bottom w:w="0" w:type="dxa"/>
-          </w:tblCellMar>
-        </w:tblPrEx>
         <w:tc>
           <w:tcPr>
             <w:tcW w:w="10800" w:type="dxa"/>
@@ -4969,12 +4831,6 @@
         </w:tc>
       </w:tr>
       <w:tr>
-        <w:tblPrEx>
-          <w:tblCellMar>
-            <w:top w:w="0" w:type="dxa"/>
-            <w:bottom w:w="0" w:type="dxa"/>
-          </w:tblCellMar>
-        </w:tblPrEx>
         <w:tc>
           <w:tcPr>
             <w:tcW w:w="2000" w:type="dxa"/>
@@ -5112,12 +4968,6 @@
         </w:tc>
       </w:tr>
       <w:tr>
-        <w:tblPrEx>
-          <w:tblCellMar>
-            <w:top w:w="0" w:type="dxa"/>
-            <w:bottom w:w="0" w:type="dxa"/>
-          </w:tblCellMar>
-        </w:tblPrEx>
         <w:tc>
           <w:tcPr>
             <w:tcW w:w="2000" w:type="dxa"/>
@@ -5280,12 +5130,6 @@
         </w:tc>
       </w:tr>
       <w:tr>
-        <w:tblPrEx>
-          <w:tblCellMar>
-            <w:top w:w="0" w:type="dxa"/>
-            <w:bottom w:w="0" w:type="dxa"/>
-          </w:tblCellMar>
-        </w:tblPrEx>
         <w:tc>
           <w:tcPr>
             <w:tcW w:w="10800" w:type="dxa"/>
@@ -5319,12 +5163,6 @@
         </w:tc>
       </w:tr>
       <w:tr>
-        <w:tblPrEx>
-          <w:tblCellMar>
-            <w:top w:w="0" w:type="dxa"/>
-            <w:bottom w:w="0" w:type="dxa"/>
-          </w:tblCellMar>
-        </w:tblPrEx>
         <w:tc>
           <w:tcPr>
             <w:tcW w:w="2000" w:type="dxa"/>
@@ -5468,12 +5306,6 @@
         </w:tc>
       </w:tr>
       <w:tr>
-        <w:tblPrEx>
-          <w:tblCellMar>
-            <w:top w:w="0" w:type="dxa"/>
-            <w:bottom w:w="0" w:type="dxa"/>
-          </w:tblCellMar>
-        </w:tblPrEx>
         <w:tc>
           <w:tcPr>
             <w:tcW w:w="2000" w:type="dxa"/>
@@ -5603,12 +5435,6 @@
         </w:tc>
       </w:tr>
       <w:tr>
-        <w:tblPrEx>
-          <w:tblCellMar>
-            <w:top w:w="0" w:type="dxa"/>
-            <w:bottom w:w="0" w:type="dxa"/>
-          </w:tblCellMar>
-        </w:tblPrEx>
         <w:tc>
           <w:tcPr>
             <w:tcW w:w="10800" w:type="dxa"/>
@@ -5642,12 +5468,6 @@
         </w:tc>
       </w:tr>
       <w:tr>
-        <w:tblPrEx>
-          <w:tblCellMar>
-            <w:top w:w="0" w:type="dxa"/>
-            <w:bottom w:w="0" w:type="dxa"/>
-          </w:tblCellMar>
-        </w:tblPrEx>
         <w:tc>
           <w:tcPr>
             <w:tcW w:w="2000" w:type="dxa"/>
@@ -5777,12 +5597,6 @@
         </w:tc>
       </w:tr>
       <w:tr>
-        <w:tblPrEx>
-          <w:tblCellMar>
-            <w:top w:w="0" w:type="dxa"/>
-            <w:bottom w:w="0" w:type="dxa"/>
-          </w:tblCellMar>
-        </w:tblPrEx>
         <w:tc>
           <w:tcPr>
             <w:tcW w:w="2000" w:type="dxa"/>
@@ -5913,12 +5727,6 @@
         </w:tc>
       </w:tr>
       <w:tr>
-        <w:tblPrEx>
-          <w:tblCellMar>
-            <w:top w:w="0" w:type="dxa"/>
-            <w:bottom w:w="0" w:type="dxa"/>
-          </w:tblCellMar>
-        </w:tblPrEx>
         <w:tc>
           <w:tcPr>
             <w:tcW w:w="2000" w:type="dxa"/>
@@ -6048,12 +5856,6 @@
         </w:tc>
       </w:tr>
       <w:tr>
-        <w:tblPrEx>
-          <w:tblCellMar>
-            <w:top w:w="0" w:type="dxa"/>
-            <w:bottom w:w="0" w:type="dxa"/>
-          </w:tblCellMar>
-        </w:tblPrEx>
         <w:tc>
           <w:tcPr>
             <w:tcW w:w="10800" w:type="dxa"/>
@@ -6087,12 +5889,6 @@
         </w:tc>
       </w:tr>
       <w:tr>
-        <w:tblPrEx>
-          <w:tblCellMar>
-            <w:top w:w="0" w:type="dxa"/>
-            <w:bottom w:w="0" w:type="dxa"/>
-          </w:tblCellMar>
-        </w:tblPrEx>
         <w:tc>
           <w:tcPr>
             <w:tcW w:w="2000" w:type="dxa"/>
@@ -6222,12 +6018,6 @@
         </w:tc>
       </w:tr>
       <w:tr>
-        <w:tblPrEx>
-          <w:tblCellMar>
-            <w:top w:w="0" w:type="dxa"/>
-            <w:bottom w:w="0" w:type="dxa"/>
-          </w:tblCellMar>
-        </w:tblPrEx>
         <w:tc>
           <w:tcPr>
             <w:tcW w:w="2000" w:type="dxa"/>
@@ -8385,6 +8175,7 @@
   <w:style w:type="character" w:default="1" w:styleId="DefaultParagraphFont">
     <w:name w:val="Default Paragraph Font"/>
     <w:uiPriority w:val="1"/>
+    <w:semiHidden/>
     <w:unhideWhenUsed/>
   </w:style>
   <w:style w:type="table" w:default="1" w:styleId="TableNormal">

--- a/mensik_overlong_submitted_rem_pitch.docx
+++ b/mensik_overlong_submitted_rem_pitch.docx
@@ -868,21 +868,7 @@
         <w:rPr>
           <w:rFonts w:ascii="Times New Roman" w:hAnsi="Times New Roman" w:cs="Times New Roman"/>
         </w:rPr>
-        <w:t>, “create a sense of trust and support in the relationship between representative and represented” (</w:t>
-      </w:r>
-      <w:proofErr w:type="spellStart"/>
-      <w:r>
-        <w:rPr>
-          <w:rFonts w:ascii="Times New Roman" w:hAnsi="Times New Roman" w:cs="Times New Roman"/>
-        </w:rPr>
-        <w:t>Eulau</w:t>
-      </w:r>
-      <w:proofErr w:type="spellEnd"/>
-      <w:r>
-        <w:rPr>
-          <w:rFonts w:ascii="Times New Roman" w:hAnsi="Times New Roman" w:cs="Times New Roman"/>
-        </w:rPr>
-        <w:t xml:space="preserve"> &amp; </w:t>
+        <w:t xml:space="preserve">, “create a sense of trust and support in the relationship between representative and represented” (Eulau &amp; </w:t>
       </w:r>
       <w:proofErr w:type="spellStart"/>
       <w:r>
@@ -1926,21 +1912,7 @@
         <w:rPr>
           <w:rFonts w:ascii="Times New Roman" w:hAnsi="Times New Roman" w:cs="Times New Roman"/>
         </w:rPr>
-        <w:t>This project contributes conceptually by disaggregating symbolic representation from epistemic inclusion and responsiveness in the study of criminal legal politics. While existing scholarship treats symbolic representation either as normatively meaningful recognition (</w:t>
-      </w:r>
-      <w:proofErr w:type="spellStart"/>
-      <w:r>
-        <w:rPr>
-          <w:rFonts w:ascii="Times New Roman" w:hAnsi="Times New Roman" w:cs="Times New Roman"/>
-        </w:rPr>
-        <w:t>Eulau</w:t>
-      </w:r>
-      <w:proofErr w:type="spellEnd"/>
-      <w:r>
-        <w:rPr>
-          <w:rFonts w:ascii="Times New Roman" w:hAnsi="Times New Roman" w:cs="Times New Roman"/>
-        </w:rPr>
-        <w:t xml:space="preserve"> &amp; </w:t>
+        <w:t xml:space="preserve">This project contributes conceptually by disaggregating symbolic representation from epistemic inclusion and responsiveness in the study of criminal legal politics. While existing scholarship treats symbolic representation either as normatively meaningful recognition (Eulau &amp; </w:t>
       </w:r>
       <w:proofErr w:type="spellStart"/>
       <w:r>
@@ -2198,21 +2170,7 @@
         <w:rPr>
           <w:rFonts w:ascii="Times New Roman" w:hAnsi="Times New Roman" w:cs="Times New Roman"/>
         </w:rPr>
-        <w:t xml:space="preserve">and because symbolic gestures are an important site of relational representation (Popkin 1994; </w:t>
-      </w:r>
-      <w:proofErr w:type="spellStart"/>
-      <w:r>
-        <w:rPr>
-          <w:rFonts w:ascii="Times New Roman" w:hAnsi="Times New Roman" w:cs="Times New Roman"/>
-        </w:rPr>
-        <w:t>Eulau</w:t>
-      </w:r>
-      <w:proofErr w:type="spellEnd"/>
-      <w:r>
-        <w:rPr>
-          <w:rFonts w:ascii="Times New Roman" w:hAnsi="Times New Roman" w:cs="Times New Roman"/>
-        </w:rPr>
-        <w:t xml:space="preserve"> &amp; </w:t>
+        <w:t xml:space="preserve">and because symbolic gestures are an important site of relational representation (Popkin 1994; Eulau &amp; </w:t>
       </w:r>
       <w:proofErr w:type="spellStart"/>
       <w:r>
@@ -2264,21 +2222,7 @@
         <w:rPr>
           <w:rFonts w:ascii="Times New Roman" w:hAnsi="Times New Roman" w:cs="Times New Roman"/>
         </w:rPr>
-        <w:t xml:space="preserve">Building on Popkin’s (1994) emphasis on symbolic cues, </w:t>
-      </w:r>
-      <w:proofErr w:type="spellStart"/>
-      <w:r>
-        <w:rPr>
-          <w:rFonts w:ascii="Times New Roman" w:hAnsi="Times New Roman" w:cs="Times New Roman"/>
-        </w:rPr>
-        <w:t>Eulau</w:t>
-      </w:r>
-      <w:proofErr w:type="spellEnd"/>
-      <w:r>
-        <w:rPr>
-          <w:rFonts w:ascii="Times New Roman" w:hAnsi="Times New Roman" w:cs="Times New Roman"/>
-        </w:rPr>
-        <w:t xml:space="preserve"> and Karp’s (1997) framing of symbolic gestures as those that generate trust and recognition, and Vishwanath’s (2025) dual attention to symbols and explicit mentions, I operationalize symbolic representation as a range of public rhetorical moves through which legislators acknowledge, invoke, or otherwise signal the presence and interests of incarcerated people in their representational work. These rhetorical moves may name, acknowledge, humanize, or </w:t>
+        <w:t xml:space="preserve">Building on Popkin’s (1994) emphasis on symbolic cues, Eulau and Karp’s (1997) framing of symbolic gestures as those that generate trust and recognition, and Vishwanath’s (2025) dual attention to symbols and explicit mentions, I operationalize symbolic representation as a range of public rhetorical moves through which legislators acknowledge, invoke, or otherwise signal the presence and interests of incarcerated people in their representational work. These rhetorical moves may name, acknowledge, humanize, or </w:t>
       </w:r>
       <w:r>
         <w:rPr>
@@ -6443,19 +6387,11 @@
           <w:rFonts w:ascii="Times New Roman" w:hAnsi="Times New Roman" w:cs="Times New Roman"/>
         </w:rPr>
       </w:pPr>
-      <w:proofErr w:type="spellStart"/>
-      <w:r>
-        <w:rPr>
-          <w:rFonts w:ascii="Times New Roman" w:hAnsi="Times New Roman" w:cs="Times New Roman"/>
-        </w:rPr>
-        <w:t>Eulau</w:t>
-      </w:r>
-      <w:proofErr w:type="spellEnd"/>
-      <w:r>
-        <w:rPr>
-          <w:rFonts w:ascii="Times New Roman" w:hAnsi="Times New Roman" w:cs="Times New Roman"/>
-        </w:rPr>
-        <w:t xml:space="preserve">, Heinz, and Paul D. Karps. "The Puzzle of Representation: Specifying Components of Responsiveness." </w:t>
+      <w:r>
+        <w:rPr>
+          <w:rFonts w:ascii="Times New Roman" w:hAnsi="Times New Roman" w:cs="Times New Roman"/>
+        </w:rPr>
+        <w:t xml:space="preserve">Eulau, Heinz, and Paul D. Karps. "The Puzzle of Representation: Specifying Components of Responsiveness." </w:t>
       </w:r>
       <w:r>
         <w:rPr>

--- a/mensik_overlong_submitted_rem_pitch.docx
+++ b/mensik_overlong_submitted_rem_pitch.docx
@@ -2222,7 +2222,31 @@
         <w:rPr>
           <w:rFonts w:ascii="Times New Roman" w:hAnsi="Times New Roman" w:cs="Times New Roman"/>
         </w:rPr>
-        <w:t xml:space="preserve">Building on Popkin’s (1994) emphasis on symbolic cues, Eulau and Karp’s (1997) framing of symbolic gestures as those that generate trust and recognition, and Vishwanath’s (2025) dual attention to symbols and explicit mentions, I operationalize symbolic representation as a range of public rhetorical moves through which legislators acknowledge, invoke, or otherwise signal the presence and interests of incarcerated people in their representational work. These rhetorical moves may name, acknowledge, humanize, or </w:t>
+        <w:t xml:space="preserve">Building on Popkin’s (1994) </w:t>
+      </w:r>
+      <w:r>
+        <w:rPr>
+          <w:rFonts w:ascii="Times New Roman" w:hAnsi="Times New Roman" w:cs="Times New Roman"/>
+        </w:rPr>
+        <w:t>conception</w:t>
+      </w:r>
+      <w:r>
+        <w:rPr>
+          <w:rFonts w:ascii="Times New Roman" w:hAnsi="Times New Roman" w:cs="Times New Roman"/>
+        </w:rPr>
+        <w:t xml:space="preserve"> o</w:t>
+      </w:r>
+      <w:r>
+        <w:rPr>
+          <w:rFonts w:ascii="Times New Roman" w:hAnsi="Times New Roman" w:cs="Times New Roman"/>
+        </w:rPr>
+        <w:t>f</w:t>
+      </w:r>
+      <w:r>
+        <w:rPr>
+          <w:rFonts w:ascii="Times New Roman" w:hAnsi="Times New Roman" w:cs="Times New Roman"/>
+        </w:rPr>
+        <w:t xml:space="preserve"> symbolic cues, Eulau and Karp’s (1997) framing of symbolic gestures as those that generate trust and recognition, and Vishwanath’s (2025) dual attention to symbols and explicit mentions, I operationalize symbolic representation as a range of public rhetorical moves through which legislators acknowledge, invoke, or otherwise signal the presence and interests of incarcerated people in their representational work. These rhetorical moves may name, acknowledge, humanize, or </w:t>
       </w:r>
       <w:r>
         <w:rPr>
